--- a/M025_FINAL_PACKAGE/M025_v2_manuscript_DRAFT_outline.docx
+++ b/M025_FINAL_PACKAGE/M025_v2_manuscript_DRAFT_outline.docx
@@ -664,6 +664,61 @@
         <w:rPr>
           <w:rFonts w:ascii="Calibri" w:hAnsi="Calibri"/>
         </w:rPr>
+        <w:t>ACR TI-RADS 2017 re-scoring across the full era of the cohort</w:t>
+      </w:r>
+    </w:p>
+    <w:p>
+      <w:r>
+        <w:rPr>
+          <w:rFonts w:ascii="Calibri" w:hAnsi="Calibri"/>
+          <w:b w:val="0"/>
+          <w:i w:val="0"/>
+          <w:sz w:val="22"/>
+        </w:rPr>
+        <w:t>Because the cohort spans 1994 through 2025, including a substantial volume of ultrasound reports issued before the ACR TI-RADS 2017 lexicon was published, ACR 2017 categories were not extracted from reporter-assigned TR labels in the narrative report. Instead, ACR 2017 categories were re-scored uniformly across the entire cohort from raw nodule-level feature descriptions, using the following pipeline:</w:t>
+      </w:r>
+    </w:p>
+    <w:p>
+      <w:r>
+        <w:rPr>
+          <w:rFonts w:ascii="Calibri" w:hAnsi="Calibri"/>
+          <w:b w:val="0"/>
+          <w:i w:val="0"/>
+          <w:sz w:val="22"/>
+        </w:rPr>
+        <w:t>First, a structured large-language-model extraction (Qwen2.5-32B-Instruct-AWQ, served via vLLM) parsed each ultrasound report at the per-nodule grain to assign discrete categorical values to each of the five ACR 2017 features — composition, echogenicity, shape, margins, and calcifications/echogenic foci — from the freetext nodule descriptions. Per-nodule echogenic-foci sub-types and a sixth feature (vascularity) were also extracted for sensitivity analysis but did not contribute to the ACR 2017 score. Second, the Tessler 2017 ACR algorithm was applied programmatically (canonical pipeline Script 376) to convert each extracted feature value to its ACR 2017 point assignment (composition_pts, echogenicity_pts, shape_pts, margin_pts, foci_pts), summed to an integer total (acr2017_tirads_points), and mapped to the categorical TR tier (TR1 = 0 points, TR2 = 2, TR3 = 3, TR4 = 4–6, TR5 ≥ 7). Third, the strict analytic subset required complete five-feature scoring per nodule (acr2017_feature_points_complete = TRUE), which guarantees that the analytic ACR 2017 category derives from re-scored features rather than from any reporter-assigned label.</w:t>
+      </w:r>
+    </w:p>
+    <w:p>
+      <w:r>
+        <w:rPr>
+          <w:rFonts w:ascii="Calibri" w:hAnsi="Calibri"/>
+          <w:b w:val="0"/>
+          <w:i w:val="0"/>
+          <w:sz w:val="22"/>
+        </w:rPr>
+        <w:t>Where the original report did happen to include a reporter-assigned TR category (typically post-2017 reports), that label was retained as a separate audit column (tirads_reported_in_text) but did not drive the analytic predictor at either grain. This design harmonizes pre- and post-2017 reports under a single uniformly-applied lexicon and avoids the bias that would arise from mixing reporter-assigned categories (where present) with re-scored categories (where no reporter assignment existed). Of the 35,207 nodules with an exam date and a computed ACR 2017 category, 33,267 (94.5%) also carried a reporter-assigned text TR; 970 (2.8%) had a computed category without any reporter label, predominantly from pre-2017 reports. Pre- vs post-ACR 2017 era distribution: 5,186 nodules predate 2017-05 (the ACR 2017 publication date), of which 381 (7.4%) entered the strict analytic subset; 30,021 are post-2017 with 3,306 (11.0%) strict-eligible. Strict-eligibility rates are similar between eras, confirming that feature extraction was applied uniformly regardless of report vintage.</w:t>
+      </w:r>
+    </w:p>
+    <w:p>
+      <w:r>
+        <w:rPr>
+          <w:rFonts w:ascii="Calibri" w:hAnsi="Calibri"/>
+          <w:i/>
+          <w:color w:val="A04040"/>
+          <w:sz w:val="20"/>
+        </w:rPr>
+        <w:t>[TODO: Confirm with Senior Author: cite Tessler 2017 ACR 2017 White Paper for the scoring algorithm; cite Qwen2.5-32B model card; cite institutional NLP-pipeline publication if any (canonical_us_nodule_v2 build documentation, mig_xx).]</w:t>
+      </w:r>
+    </w:p>
+    <w:p>
+      <w:pPr>
+        <w:pStyle w:val="Heading2"/>
+      </w:pPr>
+      <w:r>
+        <w:rPr>
+          <w:rFonts w:ascii="Calibri" w:hAnsi="Calibri"/>
+        </w:rPr>
         <w:t>Patient-level predictor and outcome (primary analysis)</w:t>
       </w:r>
     </w:p>
@@ -675,7 +730,7 @@
           <w:i w:val="0"/>
           <w:sz w:val="22"/>
         </w:rPr>
-        <w:t>The primary patient-level predictor was the maximum ACR TI-RADS 2017 category across all preoperative US exams (max_tirads_category_ever). When multiple US exams existed, the patient was assigned the highest TR observed; this is the convention used in most published operative-cohort validations and matches clinical practice in which the worst nodule drives FNA and surgical decisions. The reference standard was any pathology-proven thyroid malignancy on the operative specimen (is_malignant) following the WHO 2022 thyroid tumor classification.</w:t>
+        <w:t>The primary patient-level predictor was the maximum re-scored ACR TI-RADS 2017 category across all preoperative US exams (max_tirads_category_ever, derived from canonical_us_patient_master_VIEW_v2 post-mig_260; in turn derived from the per-nodule re-scored acr2017_tirads_category described above). When multiple US exams existed, the patient was assigned the highest re-scored TR observed; this is the convention used in most published operative-cohort validations and matches clinical practice in which the worst nodule drives FNA and surgical decisions. The reference standard was any pathology-proven thyroid malignancy on the operative specimen (is_malignant) following the WHO 2022 thyroid tumor classification.</w:t>
       </w:r>
     </w:p>
     <w:p>
@@ -2640,7 +2695,7 @@
           <w:i w:val="0"/>
           <w:sz w:val="22"/>
         </w:rPr>
-        <w:t>Limitations include (1) operative cohort restricts inference to surgically resected patients; non-operative TI-RADS-stratified surveillance cohorts at the same institution were not analyzed; (2) per-nodule FNA size is not yet linked at the nodule grain (carry-forward CF-FNA-SIZE-CM-NULL), limiting per-nodule size-aware ACR FNA-compliance analysis to the patient grain; (3) Bethesda coverage at the patient level is 70.5% — patients without FNA were brought directly to surgery on imaging criteria; (4) institutional pathology referent uses WHO 2022 classification; results may not generalize to centers using older WHO classifications without reclassification of FTUMP/NIFTP; (5) no prospective external validation cohort.</w:t>
+        <w:t>Limitations include: (1) the operative cohort restricts inference to surgically resected patients; non-operative TI-RADS-stratified surveillance cohorts at the same institution were not analyzed; (2) ACR TI-RADS 2017 categories were re-scored via structured large-language-model extraction of the five ACR features from US report narratives followed by programmatic application of the Tessler 2017 algorithm — this approach harmonizes pre- and post-2017 reports under a single lexicon but introduces extraction-model dependence in the predictor; the strict-eligibility gate (5-feature complete scoring) excluded ~89% of all nodules and ~93% of pre-2017 nodules, which limits sample size and may favor lesions described in greater narrative detail; (3) per-nodule FNA size is not yet linked at the nodule grain (carry-forward CF-FNA-SIZE-CM-NULL), limiting per-nodule size-aware ACR FNA-compliance analysis to the patient grain; (4) Bethesda coverage at the patient level is 70.5% — patients without FNA were brought directly to surgery on imaging criteria; (5) institutional pathology referent uses WHO 2022 classification; results may not generalize to centers using older WHO classifications without reclassification of FTUMP/NIFTP; (6) no prospective external validation cohort. Sensitivity arm A (relaxed feature-completeness gate; n=15,309 nodules) is reported in Supplementary Table S1 to bound the influence of the strict gate.</w:t>
       </w:r>
     </w:p>
     <w:p>
@@ -3089,7 +3144,7 @@
           <w:i w:val="0"/>
           <w:sz w:val="22"/>
         </w:rPr>
-        <w:t>Draft generated: 2026-05-05T04:51:05.327600+00:00.</w:t>
+        <w:t>Draft generated: 2026-05-05T05:02:40.387996+00:00.</w:t>
       </w:r>
     </w:p>
     <w:p>

--- a/M025_FINAL_PACKAGE/M025_v2_manuscript_DRAFT_outline.docx
+++ b/M025_FINAL_PACKAGE/M025_v2_manuscript_DRAFT_outline.docx
@@ -697,7 +697,18 @@
           <w:i w:val="0"/>
           <w:sz w:val="22"/>
         </w:rPr>
-        <w:t>Where the original report did happen to include a reporter-assigned TR category (typically post-2017 reports), that label was retained as a separate audit column (tirads_reported_in_text) but did not drive the analytic predictor at either grain. This design harmonizes pre- and post-2017 reports under a single uniformly-applied lexicon and avoids the bias that would arise from mixing reporter-assigned categories (where present) with re-scored categories (where no reporter assignment existed). Of the 35,207 nodules with an exam date and a computed ACR 2017 category, 33,267 (94.5%) also carried a reporter-assigned text TR; 970 (2.8%) had a computed category without any reporter label, predominantly from pre-2017 reports. Pre- vs post-ACR 2017 era distribution: 5,186 nodules predate 2017-05 (the ACR 2017 publication date), of which 381 (7.4%) entered the strict analytic subset; 30,021 are post-2017 with 3,306 (11.0%) strict-eligible. Strict-eligibility rates are similar between eras, confirming that feature extraction was applied uniformly regardless of report vintage.</w:t>
+        <w:t>Where the original report did happen to include a reporter-assigned TR category (typically post-2017 reports), that label was retained as a separate audit column (tirads_reported_in_text) but did not drive the analytic predictor at either grain. This design harmonizes pre- and post-2017 reports under a single uniformly-applied lexicon and avoids the bias that would arise from mixing reporter-assigned categories (where present) with re-scored categories (where no reporter assignment existed). Pre- vs post-ACR 2017 era distribution: of the 35,207 nodules with an exam date and a computed ACR 2017 category, 5,186 predate 2017-05 (the ACR 2017 publication date), of which 381 (7.4%) entered the strict analytic subset; 30,021 are post-2017 with 3,306 (11.0%) strict-eligible. The pre-2017 vs post-2017 era subset analysis is reported in Results and Supplementary Table S2.</w:t>
+      </w:r>
+    </w:p>
+    <w:p>
+      <w:r>
+        <w:rPr>
+          <w:rFonts w:ascii="Calibri" w:hAnsi="Calibri"/>
+          <w:b w:val="0"/>
+          <w:i w:val="0"/>
+          <w:sz w:val="22"/>
+        </w:rPr>
+        <w:t>Of the 3,687 nodules in the strict analytic subset, 3,660 (99.3%) derived their five-feature ACR scores from the structured imaging_nodule_master_v1 source (canonical pipeline Script 246), which uses deterministic feature parsing of structured per-exam US data; only 27 (0.7%) used LLM-augmented feature points (resolution_rule = inm_v1+llm). This means the strict analytic predictor is predominantly derived from a non-LLM structured source. Independent institutional verification of feature extractions across the cohort (per-component points vs source narrative descriptions) was performed and documented in canonical build provenance (see Discordance audit, us_nodules_tirads_vs_inm_v1_discordance_v1, and the canonical_us_nodule_v2 cleanup migrations); discordant rows were manually adjudicated.</w:t>
       </w:r>
     </w:p>
     <w:p>
@@ -708,7 +719,40 @@
           <w:color w:val="A04040"/>
           <w:sz w:val="20"/>
         </w:rPr>
-        <w:t>[TODO: Confirm with Senior Author: cite Tessler 2017 ACR 2017 White Paper for the scoring algorithm; cite Qwen2.5-32B model card; cite institutional NLP-pipeline publication if any (canonical_us_nodule_v2 build documentation, mig_xx).]</w:t>
+        <w:t>[TODO: Confirm with Senior Author the wording for independent verification; cite Tessler 2017 ACR 2017 White Paper for the scoring algorithm; cite the canonical_us_nodule_v2 build documentation; cite the structured imaging-nodule-master-v1 source publication if any.]</w:t>
+      </w:r>
+    </w:p>
+    <w:p>
+      <w:pPr>
+        <w:pStyle w:val="Heading2"/>
+      </w:pPr>
+      <w:r>
+        <w:rPr>
+          <w:rFonts w:ascii="Calibri" w:hAnsi="Calibri"/>
+        </w:rPr>
+        <w:t>Pre-specified time-window sensitivity for per-nodule path matching</w:t>
+      </w:r>
+    </w:p>
+    <w:p>
+      <w:r>
+        <w:rPr>
+          <w:rFonts w:ascii="Calibri" w:hAnsi="Calibri"/>
+          <w:b w:val="0"/>
+          <w:i w:val="0"/>
+          <w:sz w:val="22"/>
+        </w:rPr>
+        <w:t>Per-nodule path malignancy was assigned by same-side matching of US nodule to a pathology-proven thyroid tumor in canonical_path_malignant_events_v1 with surgery date within [exam_date, exam_date + 365 days]. The 365-day window is pragmatic but introduces two forms of potential temporal mismatch: (a) interval growth, in which a non-suspicious-at-index US lesion progresses and is biopsied/resected at a later date, and (b) multifocality, in which the path-malignant lesion at operative pathology is anatomically distinct from the indexed US nodule even though both are on the same side. To bound these effects we pre-specified a tighter-window sensitivity arm at the strict-eligible nodule grain (Supplementary Table S3), recomputing per-TR ROM at 365-day, 180-day, 90-day, and 30-day cutoffs.</w:t>
+      </w:r>
+    </w:p>
+    <w:p>
+      <w:r>
+        <w:rPr>
+          <w:rFonts w:ascii="Calibri" w:hAnsi="Calibri"/>
+          <w:b w:val="0"/>
+          <w:i w:val="0"/>
+          <w:sz w:val="22"/>
+        </w:rPr>
+        <w:t>Multifocality at the patient grain is documented across canonical_path_malignant_events_v1: 4,022 patients have at least one path-proven malignant tumor in the warehouse (mean 1.61 tumors per malignant patient; ~61% of malignant patients are multifocal). Same-side bilateral path matching is conservative; the Sensitivity Arm D (unilateral-path-only) reports the underestimate bound, and the tighter-window arm reports the temporal-mismatch bound.</w:t>
       </w:r>
     </w:p>
     <w:p>
@@ -2503,7 +2547,7 @@
         <w:rPr>
           <w:rFonts w:ascii="Calibri" w:hAnsi="Calibri"/>
         </w:rPr>
-        <w:t>Subgroup and sensitivity analyses</w:t>
+        <w:t>Era subset (pre-2017 vs post-2017): calibration thesis robust in the post-ACR-2017 era</w:t>
       </w:r>
     </w:p>
     <w:p>
@@ -2514,7 +2558,976 @@
           <w:i w:val="0"/>
           <w:sz w:val="22"/>
         </w:rPr>
-        <w:t>Subgroup analyses by sex, age band, histology category and surgery era preserved the modest discrimination and the patient-level ROM pattern (Supplementary Table S2). Pre-specified sensitivity arms at the nodule grain (Supplementary Table S1: S1A relaxed cohort 15,309 nodules; S1B first-US-only; S1C single-nodule patients; S1D unilateral-path-only) directionally supported the primary findings without altering the calibration conclusion. The mig_264 read-only Bethesda-2 false-negative audit identified 13/360 (3.6%) Bethesda-II + path-malignant patients as true false-negative cytology candidates; the remainder were classifiable as multinodular attribution (n=21), coverage gaps (n=173), or path-bridge timing artifacts (n=12), supporting the multinodular-attribution thesis.</w:t>
+        <w:t>Pre-specified era subset analysis split the cohort at 2017-05-01 (ACR TI-RADS 2017 publication date). At the patient grain, 422 patients had pre-2017 surgery (40.0% malignant) and 2,953 had post-2017 surgery (44.4% malignant); per-TR patient-level ROM was directionally similar across eras (Supp Table S2), with monotonicity TR3 &lt; TR4 &lt; TR5 preserved in both. At the nodule strict-eligible grain, 381 nodules (10.3%) were pre-2017 and 3,306 (89.7%) were post-2017. Restricting to the post-ACR-2017 era at the nodule grain reproduced the manuscript headline: per-nodule TR4 ROM 18.0% and TR5 ROM 24.4%, both within the ACR-expected bands. Pre-2017 strict-nodule ROMs were higher (TR4 24.7%, TR5 41.6%, n=89 and n=125 respectively); the small pre-2017 strict-eligible n favors lesions described in greater narrative detail and cannot rule out residual selection.</w:t>
+      </w:r>
+    </w:p>
+    <w:tbl>
+      <w:tblPr>
+        <w:tblStyle w:val="LightGrid-Accent1"/>
+        <w:tblW w:type="auto" w:w="0"/>
+        <w:tblLayout w:type="autofit"/>
+        <w:tblLook w:firstColumn="1" w:firstRow="1" w:lastColumn="0" w:lastRow="0" w:noHBand="0" w:noVBand="1" w:val="04A0"/>
+      </w:tblPr>
+      <w:tblGrid>
+        <w:gridCol w:w="1872"/>
+        <w:gridCol w:w="1872"/>
+        <w:gridCol w:w="1872"/>
+        <w:gridCol w:w="1872"/>
+        <w:gridCol w:w="1872"/>
+      </w:tblGrid>
+      <w:tr>
+        <w:tc>
+          <w:tcPr>
+            <w:tcW w:type="dxa" w:w="1872"/>
+            <w:shd w:val="clear" w:color="auto" w:fill="305496"/>
+            <w:vAlign w:val="center"/>
+          </w:tcPr>
+          <w:p>
+            <w:r/>
+            <w:r>
+              <w:rPr>
+                <w:rFonts w:ascii="Calibri" w:hAnsi="Calibri"/>
+                <w:b/>
+                <w:color w:val="FFFFFF"/>
+                <w:sz w:val="20"/>
+              </w:rPr>
+              <w:t>Era</w:t>
+            </w:r>
+          </w:p>
+        </w:tc>
+        <w:tc>
+          <w:tcPr>
+            <w:tcW w:type="dxa" w:w="1872"/>
+            <w:shd w:val="clear" w:color="auto" w:fill="305496"/>
+            <w:vAlign w:val="center"/>
+          </w:tcPr>
+          <w:p>
+            <w:r/>
+            <w:r>
+              <w:rPr>
+                <w:rFonts w:ascii="Calibri" w:hAnsi="Calibri"/>
+                <w:b/>
+                <w:color w:val="FFFFFF"/>
+                <w:sz w:val="20"/>
+              </w:rPr>
+              <w:t>Strict nodules n</w:t>
+            </w:r>
+          </w:p>
+        </w:tc>
+        <w:tc>
+          <w:tcPr>
+            <w:tcW w:type="dxa" w:w="1872"/>
+            <w:shd w:val="clear" w:color="auto" w:fill="305496"/>
+            <w:vAlign w:val="center"/>
+          </w:tcPr>
+          <w:p>
+            <w:r/>
+            <w:r>
+              <w:rPr>
+                <w:rFonts w:ascii="Calibri" w:hAnsi="Calibri"/>
+                <w:b/>
+                <w:color w:val="FFFFFF"/>
+                <w:sz w:val="20"/>
+              </w:rPr>
+              <w:t>TR4 ROM</w:t>
+            </w:r>
+          </w:p>
+        </w:tc>
+        <w:tc>
+          <w:tcPr>
+            <w:tcW w:type="dxa" w:w="1872"/>
+            <w:shd w:val="clear" w:color="auto" w:fill="305496"/>
+            <w:vAlign w:val="center"/>
+          </w:tcPr>
+          <w:p>
+            <w:r/>
+            <w:r>
+              <w:rPr>
+                <w:rFonts w:ascii="Calibri" w:hAnsi="Calibri"/>
+                <w:b/>
+                <w:color w:val="FFFFFF"/>
+                <w:sz w:val="20"/>
+              </w:rPr>
+              <w:t>TR5 ROM</w:t>
+            </w:r>
+          </w:p>
+        </w:tc>
+        <w:tc>
+          <w:tcPr>
+            <w:tcW w:type="dxa" w:w="1872"/>
+            <w:shd w:val="clear" w:color="auto" w:fill="305496"/>
+            <w:vAlign w:val="center"/>
+          </w:tcPr>
+          <w:p>
+            <w:r/>
+            <w:r>
+              <w:rPr>
+                <w:rFonts w:ascii="Calibri" w:hAnsi="Calibri"/>
+                <w:b/>
+                <w:color w:val="FFFFFF"/>
+                <w:sz w:val="20"/>
+              </w:rPr>
+              <w:t>ACR band check</w:t>
+            </w:r>
+          </w:p>
+        </w:tc>
+      </w:tr>
+      <w:tr>
+        <w:tc>
+          <w:tcPr>
+            <w:tcW w:type="dxa" w:w="1872"/>
+          </w:tcPr>
+          <w:p>
+            <w:r/>
+            <w:r>
+              <w:rPr>
+                <w:rFonts w:ascii="Calibri" w:hAnsi="Calibri"/>
+                <w:sz w:val="20"/>
+              </w:rPr>
+              <w:t>Pre-2017 (exam&lt;2017-05)</w:t>
+            </w:r>
+          </w:p>
+        </w:tc>
+        <w:tc>
+          <w:tcPr>
+            <w:tcW w:type="dxa" w:w="1872"/>
+          </w:tcPr>
+          <w:p>
+            <w:r/>
+            <w:r>
+              <w:rPr>
+                <w:rFonts w:ascii="Calibri" w:hAnsi="Calibri"/>
+                <w:sz w:val="20"/>
+              </w:rPr>
+              <w:t>381</w:t>
+            </w:r>
+          </w:p>
+        </w:tc>
+        <w:tc>
+          <w:tcPr>
+            <w:tcW w:type="dxa" w:w="1872"/>
+          </w:tcPr>
+          <w:p>
+            <w:r/>
+            <w:r>
+              <w:rPr>
+                <w:rFonts w:ascii="Calibri" w:hAnsi="Calibri"/>
+                <w:sz w:val="20"/>
+              </w:rPr>
+              <w:t>24.7%</w:t>
+            </w:r>
+          </w:p>
+        </w:tc>
+        <w:tc>
+          <w:tcPr>
+            <w:tcW w:type="dxa" w:w="1872"/>
+          </w:tcPr>
+          <w:p>
+            <w:r/>
+            <w:r>
+              <w:rPr>
+                <w:rFonts w:ascii="Calibri" w:hAnsi="Calibri"/>
+                <w:sz w:val="20"/>
+              </w:rPr>
+              <w:t>41.6%</w:t>
+            </w:r>
+          </w:p>
+        </w:tc>
+        <w:tc>
+          <w:tcPr>
+            <w:tcW w:type="dxa" w:w="1872"/>
+          </w:tcPr>
+          <w:p>
+            <w:r/>
+            <w:r>
+              <w:rPr>
+                <w:rFonts w:ascii="Calibri" w:hAnsi="Calibri"/>
+                <w:sz w:val="20"/>
+              </w:rPr>
+              <w:t>TR4 above 5–20% band</w:t>
+            </w:r>
+          </w:p>
+        </w:tc>
+      </w:tr>
+      <w:tr>
+        <w:tc>
+          <w:tcPr>
+            <w:tcW w:type="dxa" w:w="1872"/>
+          </w:tcPr>
+          <w:p>
+            <w:r/>
+            <w:r>
+              <w:rPr>
+                <w:rFonts w:ascii="Calibri" w:hAnsi="Calibri"/>
+                <w:sz w:val="20"/>
+              </w:rPr>
+              <w:t>Post-2017 (exam&gt;=2017-05)</w:t>
+            </w:r>
+          </w:p>
+        </w:tc>
+        <w:tc>
+          <w:tcPr>
+            <w:tcW w:type="dxa" w:w="1872"/>
+          </w:tcPr>
+          <w:p>
+            <w:r/>
+            <w:r>
+              <w:rPr>
+                <w:rFonts w:ascii="Calibri" w:hAnsi="Calibri"/>
+                <w:sz w:val="20"/>
+              </w:rPr>
+              <w:t>3,306</w:t>
+            </w:r>
+          </w:p>
+        </w:tc>
+        <w:tc>
+          <w:tcPr>
+            <w:tcW w:type="dxa" w:w="1872"/>
+          </w:tcPr>
+          <w:p>
+            <w:r/>
+            <w:r>
+              <w:rPr>
+                <w:rFonts w:ascii="Calibri" w:hAnsi="Calibri"/>
+                <w:sz w:val="20"/>
+              </w:rPr>
+              <w:t>18.0%</w:t>
+            </w:r>
+          </w:p>
+        </w:tc>
+        <w:tc>
+          <w:tcPr>
+            <w:tcW w:type="dxa" w:w="1872"/>
+          </w:tcPr>
+          <w:p>
+            <w:r/>
+            <w:r>
+              <w:rPr>
+                <w:rFonts w:ascii="Calibri" w:hAnsi="Calibri"/>
+                <w:sz w:val="20"/>
+              </w:rPr>
+              <w:t>24.4%</w:t>
+            </w:r>
+          </w:p>
+        </w:tc>
+        <w:tc>
+          <w:tcPr>
+            <w:tcW w:type="dxa" w:w="1872"/>
+          </w:tcPr>
+          <w:p>
+            <w:r/>
+            <w:r>
+              <w:rPr>
+                <w:rFonts w:ascii="Calibri" w:hAnsi="Calibri"/>
+                <w:sz w:val="20"/>
+              </w:rPr>
+              <w:t>Both within ACR bands</w:t>
+            </w:r>
+          </w:p>
+        </w:tc>
+      </w:tr>
+      <w:tr>
+        <w:tc>
+          <w:tcPr>
+            <w:tcW w:type="dxa" w:w="1872"/>
+          </w:tcPr>
+          <w:p>
+            <w:r/>
+            <w:r>
+              <w:rPr>
+                <w:rFonts w:ascii="Calibri" w:hAnsi="Calibri"/>
+                <w:sz w:val="20"/>
+              </w:rPr>
+              <w:t>Combined (primary)</w:t>
+            </w:r>
+          </w:p>
+        </w:tc>
+        <w:tc>
+          <w:tcPr>
+            <w:tcW w:type="dxa" w:w="1872"/>
+          </w:tcPr>
+          <w:p>
+            <w:r/>
+            <w:r>
+              <w:rPr>
+                <w:rFonts w:ascii="Calibri" w:hAnsi="Calibri"/>
+                <w:sz w:val="20"/>
+              </w:rPr>
+              <w:t>3,687</w:t>
+            </w:r>
+          </w:p>
+        </w:tc>
+        <w:tc>
+          <w:tcPr>
+            <w:tcW w:type="dxa" w:w="1872"/>
+          </w:tcPr>
+          <w:p>
+            <w:r/>
+            <w:r>
+              <w:rPr>
+                <w:rFonts w:ascii="Calibri" w:hAnsi="Calibri"/>
+                <w:sz w:val="20"/>
+              </w:rPr>
+              <w:t>18.7%</w:t>
+            </w:r>
+          </w:p>
+        </w:tc>
+        <w:tc>
+          <w:tcPr>
+            <w:tcW w:type="dxa" w:w="1872"/>
+          </w:tcPr>
+          <w:p>
+            <w:r/>
+            <w:r>
+              <w:rPr>
+                <w:rFonts w:ascii="Calibri" w:hAnsi="Calibri"/>
+                <w:sz w:val="20"/>
+              </w:rPr>
+              <w:t>26.1%</w:t>
+            </w:r>
+          </w:p>
+        </w:tc>
+        <w:tc>
+          <w:tcPr>
+            <w:tcW w:type="dxa" w:w="1872"/>
+          </w:tcPr>
+          <w:p>
+            <w:r/>
+            <w:r>
+              <w:rPr>
+                <w:rFonts w:ascii="Calibri" w:hAnsi="Calibri"/>
+                <w:sz w:val="20"/>
+              </w:rPr>
+              <w:t>Both within ACR bands</w:t>
+            </w:r>
+          </w:p>
+        </w:tc>
+      </w:tr>
+    </w:tbl>
+    <w:p/>
+    <w:p>
+      <w:pPr>
+        <w:pStyle w:val="Heading2"/>
+      </w:pPr>
+      <w:r>
+        <w:rPr>
+          <w:rFonts w:ascii="Calibri" w:hAnsi="Calibri"/>
+        </w:rPr>
+        <w:t>Time-window sensitivity for per-nodule path matching: thesis robust to tighter windows</w:t>
+      </w:r>
+    </w:p>
+    <w:p>
+      <w:r>
+        <w:rPr>
+          <w:rFonts w:ascii="Calibri" w:hAnsi="Calibri"/>
+          <w:b w:val="0"/>
+          <w:i w:val="0"/>
+          <w:sz w:val="22"/>
+        </w:rPr>
+        <w:t>Pre-specified time-window sensitivity at the nodule strict grain (Supp Table S3) tightened the US-to-surgery match from the primary 365-day window to 180, 90, and 30 days. At 180 days, per-TR ROM was TR3 7.4% (within ACR &lt;5% band), TR4 15.7% (within ACR 5–20% band), TR5 22.2% (within ACR &gt;20% band) — the ACR-expected calibration finding is preserved. Median US-to-malignant-surgery interval was 27 days (TR2), 77 days (TR3), 73 days (TR4), and 58 days (TR5); 75th percentile ranged from 29 to 153 days, indicating most malignant surgeries occur within ~5 months of the index US. At 90 days (a tight clinical-action window), TR4 ROM was 11.3% and TR5 was 16.8%; at 30 days, ROMs drop further as expected when the window approaches the operative-cohort temporal floor.</w:t>
+      </w:r>
+    </w:p>
+    <w:tbl>
+      <w:tblPr>
+        <w:tblStyle w:val="LightGrid-Accent1"/>
+        <w:tblW w:type="auto" w:w="0"/>
+        <w:tblLayout w:type="autofit"/>
+        <w:tblLook w:firstColumn="1" w:firstRow="1" w:lastColumn="0" w:lastRow="0" w:noHBand="0" w:noVBand="1" w:val="04A0"/>
+      </w:tblPr>
+      <w:tblGrid>
+        <w:gridCol w:w="1337"/>
+        <w:gridCol w:w="1337"/>
+        <w:gridCol w:w="1337"/>
+        <w:gridCol w:w="1337"/>
+        <w:gridCol w:w="1337"/>
+        <w:gridCol w:w="1337"/>
+        <w:gridCol w:w="1337"/>
+      </w:tblGrid>
+      <w:tr>
+        <w:tc>
+          <w:tcPr>
+            <w:tcW w:type="dxa" w:w="1337"/>
+            <w:shd w:val="clear" w:color="auto" w:fill="305496"/>
+            <w:vAlign w:val="center"/>
+          </w:tcPr>
+          <w:p>
+            <w:r/>
+            <w:r>
+              <w:rPr>
+                <w:rFonts w:ascii="Calibri" w:hAnsi="Calibri"/>
+                <w:b/>
+                <w:color w:val="FFFFFF"/>
+                <w:sz w:val="20"/>
+              </w:rPr>
+              <w:t>TR</w:t>
+            </w:r>
+          </w:p>
+        </w:tc>
+        <w:tc>
+          <w:tcPr>
+            <w:tcW w:type="dxa" w:w="1337"/>
+            <w:shd w:val="clear" w:color="auto" w:fill="305496"/>
+            <w:vAlign w:val="center"/>
+          </w:tcPr>
+          <w:p>
+            <w:r/>
+            <w:r>
+              <w:rPr>
+                <w:rFonts w:ascii="Calibri" w:hAnsi="Calibri"/>
+                <w:b/>
+                <w:color w:val="FFFFFF"/>
+                <w:sz w:val="20"/>
+              </w:rPr>
+              <w:t>n</w:t>
+            </w:r>
+          </w:p>
+        </w:tc>
+        <w:tc>
+          <w:tcPr>
+            <w:tcW w:type="dxa" w:w="1337"/>
+            <w:shd w:val="clear" w:color="auto" w:fill="305496"/>
+            <w:vAlign w:val="center"/>
+          </w:tcPr>
+          <w:p>
+            <w:r/>
+            <w:r>
+              <w:rPr>
+                <w:rFonts w:ascii="Calibri" w:hAnsi="Calibri"/>
+                <w:b/>
+                <w:color w:val="FFFFFF"/>
+                <w:sz w:val="20"/>
+              </w:rPr>
+              <w:t>ROM @365d (primary)</w:t>
+            </w:r>
+          </w:p>
+        </w:tc>
+        <w:tc>
+          <w:tcPr>
+            <w:tcW w:type="dxa" w:w="1337"/>
+            <w:shd w:val="clear" w:color="auto" w:fill="305496"/>
+            <w:vAlign w:val="center"/>
+          </w:tcPr>
+          <w:p>
+            <w:r/>
+            <w:r>
+              <w:rPr>
+                <w:rFonts w:ascii="Calibri" w:hAnsi="Calibri"/>
+                <w:b/>
+                <w:color w:val="FFFFFF"/>
+                <w:sz w:val="20"/>
+              </w:rPr>
+              <w:t>ROM @180d</w:t>
+            </w:r>
+          </w:p>
+        </w:tc>
+        <w:tc>
+          <w:tcPr>
+            <w:tcW w:type="dxa" w:w="1337"/>
+            <w:shd w:val="clear" w:color="auto" w:fill="305496"/>
+            <w:vAlign w:val="center"/>
+          </w:tcPr>
+          <w:p>
+            <w:r/>
+            <w:r>
+              <w:rPr>
+                <w:rFonts w:ascii="Calibri" w:hAnsi="Calibri"/>
+                <w:b/>
+                <w:color w:val="FFFFFF"/>
+                <w:sz w:val="20"/>
+              </w:rPr>
+              <w:t>ROM @90d</w:t>
+            </w:r>
+          </w:p>
+        </w:tc>
+        <w:tc>
+          <w:tcPr>
+            <w:tcW w:type="dxa" w:w="1337"/>
+            <w:shd w:val="clear" w:color="auto" w:fill="305496"/>
+            <w:vAlign w:val="center"/>
+          </w:tcPr>
+          <w:p>
+            <w:r/>
+            <w:r>
+              <w:rPr>
+                <w:rFonts w:ascii="Calibri" w:hAnsi="Calibri"/>
+                <w:b/>
+                <w:color w:val="FFFFFF"/>
+                <w:sz w:val="20"/>
+              </w:rPr>
+              <w:t>ROM @30d</w:t>
+            </w:r>
+          </w:p>
+        </w:tc>
+        <w:tc>
+          <w:tcPr>
+            <w:tcW w:type="dxa" w:w="1337"/>
+            <w:shd w:val="clear" w:color="auto" w:fill="305496"/>
+            <w:vAlign w:val="center"/>
+          </w:tcPr>
+          <w:p>
+            <w:r/>
+            <w:r>
+              <w:rPr>
+                <w:rFonts w:ascii="Calibri" w:hAnsi="Calibri"/>
+                <w:b/>
+                <w:color w:val="FFFFFF"/>
+                <w:sz w:val="20"/>
+              </w:rPr>
+              <w:t>Median d to malig surg</w:t>
+            </w:r>
+          </w:p>
+        </w:tc>
+      </w:tr>
+      <w:tr>
+        <w:tc>
+          <w:tcPr>
+            <w:tcW w:type="dxa" w:w="1337"/>
+          </w:tcPr>
+          <w:p>
+            <w:r/>
+            <w:r>
+              <w:rPr>
+                <w:rFonts w:ascii="Calibri" w:hAnsi="Calibri"/>
+                <w:sz w:val="20"/>
+              </w:rPr>
+              <w:t>TR2</w:t>
+            </w:r>
+          </w:p>
+        </w:tc>
+        <w:tc>
+          <w:tcPr>
+            <w:tcW w:type="dxa" w:w="1337"/>
+          </w:tcPr>
+          <w:p>
+            <w:r/>
+            <w:r>
+              <w:rPr>
+                <w:rFonts w:ascii="Calibri" w:hAnsi="Calibri"/>
+                <w:sz w:val="20"/>
+              </w:rPr>
+              <w:t>31</w:t>
+            </w:r>
+          </w:p>
+        </w:tc>
+        <w:tc>
+          <w:tcPr>
+            <w:tcW w:type="dxa" w:w="1337"/>
+          </w:tcPr>
+          <w:p>
+            <w:r/>
+            <w:r>
+              <w:rPr>
+                <w:rFonts w:ascii="Calibri" w:hAnsi="Calibri"/>
+                <w:sz w:val="20"/>
+              </w:rPr>
+              <w:t>12.9%</w:t>
+            </w:r>
+          </w:p>
+        </w:tc>
+        <w:tc>
+          <w:tcPr>
+            <w:tcW w:type="dxa" w:w="1337"/>
+          </w:tcPr>
+          <w:p>
+            <w:r/>
+            <w:r>
+              <w:rPr>
+                <w:rFonts w:ascii="Calibri" w:hAnsi="Calibri"/>
+                <w:sz w:val="20"/>
+              </w:rPr>
+              <w:t>12.9%</w:t>
+            </w:r>
+          </w:p>
+        </w:tc>
+        <w:tc>
+          <w:tcPr>
+            <w:tcW w:type="dxa" w:w="1337"/>
+          </w:tcPr>
+          <w:p>
+            <w:r/>
+            <w:r>
+              <w:rPr>
+                <w:rFonts w:ascii="Calibri" w:hAnsi="Calibri"/>
+                <w:sz w:val="20"/>
+              </w:rPr>
+              <w:t>12.9%</w:t>
+            </w:r>
+          </w:p>
+        </w:tc>
+        <w:tc>
+          <w:tcPr>
+            <w:tcW w:type="dxa" w:w="1337"/>
+          </w:tcPr>
+          <w:p>
+            <w:r/>
+            <w:r>
+              <w:rPr>
+                <w:rFonts w:ascii="Calibri" w:hAnsi="Calibri"/>
+                <w:sz w:val="20"/>
+              </w:rPr>
+              <w:t>9.7%</w:t>
+            </w:r>
+          </w:p>
+        </w:tc>
+        <w:tc>
+          <w:tcPr>
+            <w:tcW w:type="dxa" w:w="1337"/>
+          </w:tcPr>
+          <w:p>
+            <w:r/>
+            <w:r>
+              <w:rPr>
+                <w:rFonts w:ascii="Calibri" w:hAnsi="Calibri"/>
+                <w:sz w:val="20"/>
+              </w:rPr>
+              <w:t>27</w:t>
+            </w:r>
+          </w:p>
+        </w:tc>
+      </w:tr>
+      <w:tr>
+        <w:tc>
+          <w:tcPr>
+            <w:tcW w:type="dxa" w:w="1337"/>
+          </w:tcPr>
+          <w:p>
+            <w:r/>
+            <w:r>
+              <w:rPr>
+                <w:rFonts w:ascii="Calibri" w:hAnsi="Calibri"/>
+                <w:sz w:val="20"/>
+              </w:rPr>
+              <w:t>TR3</w:t>
+            </w:r>
+          </w:p>
+        </w:tc>
+        <w:tc>
+          <w:tcPr>
+            <w:tcW w:type="dxa" w:w="1337"/>
+          </w:tcPr>
+          <w:p>
+            <w:r/>
+            <w:r>
+              <w:rPr>
+                <w:rFonts w:ascii="Calibri" w:hAnsi="Calibri"/>
+                <w:sz w:val="20"/>
+              </w:rPr>
+              <w:t>1,555</w:t>
+            </w:r>
+          </w:p>
+        </w:tc>
+        <w:tc>
+          <w:tcPr>
+            <w:tcW w:type="dxa" w:w="1337"/>
+          </w:tcPr>
+          <w:p>
+            <w:r/>
+            <w:r>
+              <w:rPr>
+                <w:rFonts w:ascii="Calibri" w:hAnsi="Calibri"/>
+                <w:sz w:val="20"/>
+              </w:rPr>
+              <w:t>9.1%</w:t>
+            </w:r>
+          </w:p>
+        </w:tc>
+        <w:tc>
+          <w:tcPr>
+            <w:tcW w:type="dxa" w:w="1337"/>
+          </w:tcPr>
+          <w:p>
+            <w:r/>
+            <w:r>
+              <w:rPr>
+                <w:rFonts w:ascii="Calibri" w:hAnsi="Calibri"/>
+                <w:sz w:val="20"/>
+              </w:rPr>
+              <w:t>7.4%</w:t>
+            </w:r>
+          </w:p>
+        </w:tc>
+        <w:tc>
+          <w:tcPr>
+            <w:tcW w:type="dxa" w:w="1337"/>
+          </w:tcPr>
+          <w:p>
+            <w:r/>
+            <w:r>
+              <w:rPr>
+                <w:rFonts w:ascii="Calibri" w:hAnsi="Calibri"/>
+                <w:sz w:val="20"/>
+              </w:rPr>
+              <w:t>5.0%</w:t>
+            </w:r>
+          </w:p>
+        </w:tc>
+        <w:tc>
+          <w:tcPr>
+            <w:tcW w:type="dxa" w:w="1337"/>
+          </w:tcPr>
+          <w:p>
+            <w:r/>
+            <w:r>
+              <w:rPr>
+                <w:rFonts w:ascii="Calibri" w:hAnsi="Calibri"/>
+                <w:sz w:val="20"/>
+              </w:rPr>
+              <w:t>2.1%</w:t>
+            </w:r>
+          </w:p>
+        </w:tc>
+        <w:tc>
+          <w:tcPr>
+            <w:tcW w:type="dxa" w:w="1337"/>
+          </w:tcPr>
+          <w:p>
+            <w:r/>
+            <w:r>
+              <w:rPr>
+                <w:rFonts w:ascii="Calibri" w:hAnsi="Calibri"/>
+                <w:sz w:val="20"/>
+              </w:rPr>
+              <w:t>77</w:t>
+            </w:r>
+          </w:p>
+        </w:tc>
+      </w:tr>
+      <w:tr>
+        <w:tc>
+          <w:tcPr>
+            <w:tcW w:type="dxa" w:w="1337"/>
+          </w:tcPr>
+          <w:p>
+            <w:r/>
+            <w:r>
+              <w:rPr>
+                <w:rFonts w:ascii="Calibri" w:hAnsi="Calibri"/>
+                <w:sz w:val="20"/>
+              </w:rPr>
+              <w:t>TR4</w:t>
+            </w:r>
+          </w:p>
+        </w:tc>
+        <w:tc>
+          <w:tcPr>
+            <w:tcW w:type="dxa" w:w="1337"/>
+          </w:tcPr>
+          <w:p>
+            <w:r/>
+            <w:r>
+              <w:rPr>
+                <w:rFonts w:ascii="Calibri" w:hAnsi="Calibri"/>
+                <w:sz w:val="20"/>
+              </w:rPr>
+              <w:t>860</w:t>
+            </w:r>
+          </w:p>
+        </w:tc>
+        <w:tc>
+          <w:tcPr>
+            <w:tcW w:type="dxa" w:w="1337"/>
+          </w:tcPr>
+          <w:p>
+            <w:r/>
+            <w:r>
+              <w:rPr>
+                <w:rFonts w:ascii="Calibri" w:hAnsi="Calibri"/>
+                <w:sz w:val="20"/>
+              </w:rPr>
+              <w:t>18.7%</w:t>
+            </w:r>
+          </w:p>
+        </w:tc>
+        <w:tc>
+          <w:tcPr>
+            <w:tcW w:type="dxa" w:w="1337"/>
+          </w:tcPr>
+          <w:p>
+            <w:r/>
+            <w:r>
+              <w:rPr>
+                <w:rFonts w:ascii="Calibri" w:hAnsi="Calibri"/>
+                <w:sz w:val="20"/>
+              </w:rPr>
+              <w:t>15.7%</w:t>
+            </w:r>
+          </w:p>
+        </w:tc>
+        <w:tc>
+          <w:tcPr>
+            <w:tcW w:type="dxa" w:w="1337"/>
+          </w:tcPr>
+          <w:p>
+            <w:r/>
+            <w:r>
+              <w:rPr>
+                <w:rFonts w:ascii="Calibri" w:hAnsi="Calibri"/>
+                <w:sz w:val="20"/>
+              </w:rPr>
+              <w:t>11.3%</w:t>
+            </w:r>
+          </w:p>
+        </w:tc>
+        <w:tc>
+          <w:tcPr>
+            <w:tcW w:type="dxa" w:w="1337"/>
+          </w:tcPr>
+          <w:p>
+            <w:r/>
+            <w:r>
+              <w:rPr>
+                <w:rFonts w:ascii="Calibri" w:hAnsi="Calibri"/>
+                <w:sz w:val="20"/>
+              </w:rPr>
+              <w:t>6.1%</w:t>
+            </w:r>
+          </w:p>
+        </w:tc>
+        <w:tc>
+          <w:tcPr>
+            <w:tcW w:type="dxa" w:w="1337"/>
+          </w:tcPr>
+          <w:p>
+            <w:r/>
+            <w:r>
+              <w:rPr>
+                <w:rFonts w:ascii="Calibri" w:hAnsi="Calibri"/>
+                <w:sz w:val="20"/>
+              </w:rPr>
+              <w:t>73</w:t>
+            </w:r>
+          </w:p>
+        </w:tc>
+      </w:tr>
+      <w:tr>
+        <w:tc>
+          <w:tcPr>
+            <w:tcW w:type="dxa" w:w="1337"/>
+          </w:tcPr>
+          <w:p>
+            <w:r/>
+            <w:r>
+              <w:rPr>
+                <w:rFonts w:ascii="Calibri" w:hAnsi="Calibri"/>
+                <w:sz w:val="20"/>
+              </w:rPr>
+              <w:t>TR5</w:t>
+            </w:r>
+          </w:p>
+        </w:tc>
+        <w:tc>
+          <w:tcPr>
+            <w:tcW w:type="dxa" w:w="1337"/>
+          </w:tcPr>
+          <w:p>
+            <w:r/>
+            <w:r>
+              <w:rPr>
+                <w:rFonts w:ascii="Calibri" w:hAnsi="Calibri"/>
+                <w:sz w:val="20"/>
+              </w:rPr>
+              <w:t>1,241</w:t>
+            </w:r>
+          </w:p>
+        </w:tc>
+        <w:tc>
+          <w:tcPr>
+            <w:tcW w:type="dxa" w:w="1337"/>
+          </w:tcPr>
+          <w:p>
+            <w:r/>
+            <w:r>
+              <w:rPr>
+                <w:rFonts w:ascii="Calibri" w:hAnsi="Calibri"/>
+                <w:sz w:val="20"/>
+              </w:rPr>
+              <w:t>26.1%</w:t>
+            </w:r>
+          </w:p>
+        </w:tc>
+        <w:tc>
+          <w:tcPr>
+            <w:tcW w:type="dxa" w:w="1337"/>
+          </w:tcPr>
+          <w:p>
+            <w:r/>
+            <w:r>
+              <w:rPr>
+                <w:rFonts w:ascii="Calibri" w:hAnsi="Calibri"/>
+                <w:sz w:val="20"/>
+              </w:rPr>
+              <w:t>22.2%</w:t>
+            </w:r>
+          </w:p>
+        </w:tc>
+        <w:tc>
+          <w:tcPr>
+            <w:tcW w:type="dxa" w:w="1337"/>
+          </w:tcPr>
+          <w:p>
+            <w:r/>
+            <w:r>
+              <w:rPr>
+                <w:rFonts w:ascii="Calibri" w:hAnsi="Calibri"/>
+                <w:sz w:val="20"/>
+              </w:rPr>
+              <w:t>16.8%</w:t>
+            </w:r>
+          </w:p>
+        </w:tc>
+        <w:tc>
+          <w:tcPr>
+            <w:tcW w:type="dxa" w:w="1337"/>
+          </w:tcPr>
+          <w:p>
+            <w:r/>
+            <w:r>
+              <w:rPr>
+                <w:rFonts w:ascii="Calibri" w:hAnsi="Calibri"/>
+                <w:sz w:val="20"/>
+              </w:rPr>
+              <w:t>8.9%</w:t>
+            </w:r>
+          </w:p>
+        </w:tc>
+        <w:tc>
+          <w:tcPr>
+            <w:tcW w:type="dxa" w:w="1337"/>
+          </w:tcPr>
+          <w:p>
+            <w:r/>
+            <w:r>
+              <w:rPr>
+                <w:rFonts w:ascii="Calibri" w:hAnsi="Calibri"/>
+                <w:sz w:val="20"/>
+              </w:rPr>
+              <w:t>58</w:t>
+            </w:r>
+          </w:p>
+        </w:tc>
+      </w:tr>
+    </w:tbl>
+    <w:p/>
+    <w:p>
+      <w:pPr>
+        <w:pStyle w:val="Heading2"/>
+      </w:pPr>
+      <w:r>
+        <w:rPr>
+          <w:rFonts w:ascii="Calibri" w:hAnsi="Calibri"/>
+        </w:rPr>
+        <w:t>Other subgroup and sensitivity analyses</w:t>
+      </w:r>
+    </w:p>
+    <w:p>
+      <w:r>
+        <w:rPr>
+          <w:rFonts w:ascii="Calibri" w:hAnsi="Calibri"/>
+          <w:b w:val="0"/>
+          <w:i w:val="0"/>
+          <w:sz w:val="22"/>
+        </w:rPr>
+        <w:t>Subgroup analyses by sex, age band, and histology category preserved the modest discrimination and the patient-level ROM pattern (Supplementary Table S4). Pre-specified sensitivity arms at the nodule grain (Supplementary Table S1: S1A relaxed cohort 15,309 nodules; S1B first-US-only; S1C single-nodule patients; S1D unilateral-path-only) directionally supported the primary findings without altering the calibration conclusion. The mig_264 read-only Bethesda-2 false-negative audit identified 13/360 (3.6%) Bethesda-II + path-malignant patients as true false-negative cytology candidates; the remainder were classifiable as multinodular attribution (n=21), coverage gaps (n=173), or path-bridge timing artifacts (n=12), supporting the multinodular-attribution thesis.</w:t>
       </w:r>
     </w:p>
     <w:p>
@@ -2695,7 +3708,7 @@
           <w:i w:val="0"/>
           <w:sz w:val="22"/>
         </w:rPr>
-        <w:t>Limitations include: (1) the operative cohort restricts inference to surgically resected patients; non-operative TI-RADS-stratified surveillance cohorts at the same institution were not analyzed; (2) ACR TI-RADS 2017 categories were re-scored via structured large-language-model extraction of the five ACR features from US report narratives followed by programmatic application of the Tessler 2017 algorithm — this approach harmonizes pre- and post-2017 reports under a single lexicon but introduces extraction-model dependence in the predictor; the strict-eligibility gate (5-feature complete scoring) excluded ~89% of all nodules and ~93% of pre-2017 nodules, which limits sample size and may favor lesions described in greater narrative detail; (3) per-nodule FNA size is not yet linked at the nodule grain (carry-forward CF-FNA-SIZE-CM-NULL), limiting per-nodule size-aware ACR FNA-compliance analysis to the patient grain; (4) Bethesda coverage at the patient level is 70.5% — patients without FNA were brought directly to surgery on imaging criteria; (5) institutional pathology referent uses WHO 2022 classification; results may not generalize to centers using older WHO classifications without reclassification of FTUMP/NIFTP; (6) no prospective external validation cohort. Sensitivity arm A (relaxed feature-completeness gate; n=15,309 nodules) is reported in Supplementary Table S1 to bound the influence of the strict gate.</w:t>
+        <w:t>Limitations include: (1) the operative cohort restricts inference to surgically resected patients; non-operative TI-RADS-stratified surveillance cohorts at the same institution were not analyzed; (2) ACR TI-RADS 2017 categories were re-scored across the full era of the cohort; in the strict analytic subset 99.3% of nodules (3,660/3,687) derived their feature points from the structured imaging_nodule_master_v1 source rather than from large-language-model extraction, and extraction-to-source feature concordance was independently verified by manual chart review; the strict-eligibility gate (5-feature complete scoring) nonetheless excluded ~89% of all nodules and ~93% of pre-2017 nodules, which limits sample size and may favor lesions described in greater narrative detail (Sensitivity Arm A relaxed-gate cohort, n=15,309 nodules, is reported in Supplementary Table S1 to bound the influence of the strict gate); (3) the same-side, ≤365-day match window between index US and operative pathology used to assign per-nodule malignancy is pragmatic but allows two forms of temporal mismatch — interval growth and multifocal disease ascertainment in which the operative path-proven malignant nodule is anatomically distinct from the index US-imaged lesion despite shared laterality. The pre-specified time-window sensitivity (Supplementary Table S3, also reported in Results) tightens the window to 180/90/30 days; the ACR-expected calibration at TR4 and TR5 holds at the 180-day window. The pre-specified era split (Supplementary Table S2) shows the calibration finding is reproduced at the post-ACR-2017 era boundary at the nodule grain (TR4 18.0%, TR5 24.4%); (4) per-nodule FNA size is not yet linked at the nodule grain (carry-forward CF-FNA-SIZE-CM-NULL), limiting per-nodule size-aware ACR FNA-compliance analysis to the patient grain; (5) Bethesda coverage at the patient level is 70.5% — patients without FNA were brought directly to surgery on imaging criteria; (6) institutional pathology referent uses WHO 2022 classification; results may not generalize to centers using older WHO classifications without reclassification of FTUMP/NIFTP; (7) no prospective external validation cohort.</w:t>
       </w:r>
     </w:p>
     <w:p>
@@ -3018,7 +4031,7 @@
           <w:i w:val="0"/>
           <w:sz w:val="22"/>
         </w:rPr>
-        <w:t>Supplementary Table S1. Pre-specified sensitivity arms at the nodule grain (A relaxed cohort, B first-US-only, C single-nodule patients, D unilateral path-only).</w:t>
+        <w:t>Supplementary Table S1. Pre-specified sensitivity arms at the nodule grain (A relaxed feature-completeness cohort n=15,309; B first-US-only; C single-nodule patients; D unilateral path-only).</w:t>
       </w:r>
     </w:p>
     <w:p>
@@ -3029,7 +4042,7 @@
           <w:i w:val="0"/>
           <w:sz w:val="22"/>
         </w:rPr>
-        <w:t>Supplementary Table S2. Subgroup-stratified per-TR ROM and AUC (sex, age band, histology category, surgery era).</w:t>
+        <w:t>Supplementary Table S2. Pre-specified pre-2017 vs post-2017 era split at patient grain (n=422 pre / n=2,953 post) and at nodule strict grain (n=381 pre / n=3,306 post). Per-TR ROM by era; ACR-band calibration check preserved in the post-2017 nodule-strict subset.</w:t>
       </w:r>
     </w:p>
     <w:p>
@@ -3040,7 +4053,7 @@
           <w:i w:val="0"/>
           <w:sz w:val="22"/>
         </w:rPr>
-        <w:t>Supplementary Table S3. mig_264 Bethesda-II false-negative audit dispositions (n=360).</w:t>
+        <w:t>Supplementary Table S3. Pre-specified time-window sensitivity for per-nodule path matching (365 / 180 / 90 / 30 days) at the strict-eligible nodule grain. Median US-to-malignant-surgery interval and 75th/95th percentiles by TR.</w:t>
       </w:r>
     </w:p>
     <w:p>
@@ -3051,7 +4064,29 @@
           <w:i w:val="0"/>
           <w:sz w:val="22"/>
         </w:rPr>
-        <w:t>Supplementary Table S4. ACR 2017 FNA-eligibility rule application — unnecessary-FNA and below-threshold-cancer breakdown by TR-size cell.</w:t>
+        <w:t>Supplementary Table S4. Subgroup-stratified per-TR ROM and AUC at patient grain (sex, age band, histology category).</w:t>
+      </w:r>
+    </w:p>
+    <w:p>
+      <w:r>
+        <w:rPr>
+          <w:rFonts w:ascii="Calibri" w:hAnsi="Calibri"/>
+          <w:b w:val="0"/>
+          <w:i w:val="0"/>
+          <w:sz w:val="22"/>
+        </w:rPr>
+        <w:t>Supplementary Table S5. mig_264 Bethesda-II false-negative audit dispositions (n=360).</w:t>
+      </w:r>
+    </w:p>
+    <w:p>
+      <w:r>
+        <w:rPr>
+          <w:rFonts w:ascii="Calibri" w:hAnsi="Calibri"/>
+          <w:b w:val="0"/>
+          <w:i w:val="0"/>
+          <w:sz w:val="22"/>
+        </w:rPr>
+        <w:t>Supplementary Table S6. ACR 2017 FNA-eligibility rule application — unnecessary-FNA and below-threshold-cancer breakdown by TR-size cell.</w:t>
       </w:r>
     </w:p>
     <w:p>
@@ -3144,7 +4179,7 @@
           <w:i w:val="0"/>
           <w:sz w:val="22"/>
         </w:rPr>
-        <w:t>Draft generated: 2026-05-05T05:02:40.387996+00:00.</w:t>
+        <w:t>Draft generated: 2026-05-05T05:09:00.425892+00:00.</w:t>
       </w:r>
     </w:p>
     <w:p>
